--- a/week3_analysis_report.docx
+++ b/week3_analysis_report.docx
@@ -1055,7 +1055,21 @@
         <w:rPr>
           <w:szCs w:val="20"/>
         </w:rPr>
-        <w:t>Welch's t-test was selected because fare is a continuous numerical variable and survival divides passengers into two independent groups. The test evaluates whether the difference between the two group means is statistically significant without requiring the assumption of equal population variances.</w:t>
+        <w:t xml:space="preserve">Welch's t-test was selected because fare is a continuous numerical variable and survival divides passengers into two independent groups. The test evaluates whether the difference between the </w:t>
+      </w:r>
+      <w:proofErr w:type="gramStart"/>
+      <w:r>
+        <w:rPr>
+          <w:szCs w:val="20"/>
+        </w:rPr>
+        <w:t>two group</w:t>
+      </w:r>
+      <w:proofErr w:type="gramEnd"/>
+      <w:r>
+        <w:rPr>
+          <w:szCs w:val="20"/>
+        </w:rPr>
+        <w:t xml:space="preserve"> means is statistically significant without requiring the assumption of equal population variances.</w:t>
       </w:r>
     </w:p>
     <w:p>
@@ -2464,7 +2478,23 @@
           <w:rStyle w:val="HTMLCode"/>
           <w:rFonts w:eastAsiaTheme="minorHAnsi"/>
         </w:rPr>
-        <w:t>chi2_contingency()</w:t>
+        <w:t>chi2_</w:t>
+      </w:r>
+      <w:proofErr w:type="gramStart"/>
+      <w:r>
+        <w:rPr>
+          <w:rStyle w:val="HTMLCode"/>
+          <w:rFonts w:eastAsiaTheme="minorHAnsi"/>
+        </w:rPr>
+        <w:t>contingency(</w:t>
+      </w:r>
+      <w:proofErr w:type="gramEnd"/>
+      <w:r>
+        <w:rPr>
+          <w:rStyle w:val="HTMLCode"/>
+          <w:rFonts w:eastAsiaTheme="minorHAnsi"/>
+        </w:rPr>
+        <w:t>)</w:t>
       </w:r>
       <w:r>
         <w:t xml:space="preserve"> function from the SciPy library. The test statistic, p-value, and degrees of freedom were recorded for interpretation. Since the significance level was established at </w:t>
@@ -2849,15 +2879,31 @@
           <w:rStyle w:val="HTMLCode"/>
           <w:rFonts w:eastAsiaTheme="minorHAnsi"/>
         </w:rPr>
-        <w:t>ttest_ind</w:t>
-      </w:r>
-      <w:proofErr w:type="spellEnd"/>
+        <w:t>ttest_</w:t>
+      </w:r>
+      <w:proofErr w:type="gramStart"/>
       <w:r>
         <w:rPr>
           <w:rStyle w:val="HTMLCode"/>
           <w:rFonts w:eastAsiaTheme="minorHAnsi"/>
         </w:rPr>
-        <w:t>()</w:t>
+        <w:t>ind</w:t>
+      </w:r>
+      <w:proofErr w:type="spellEnd"/>
+      <w:r>
+        <w:rPr>
+          <w:rStyle w:val="HTMLCode"/>
+          <w:rFonts w:eastAsiaTheme="minorHAnsi"/>
+        </w:rPr>
+        <w:t>(</w:t>
+      </w:r>
+      <w:proofErr w:type="gramEnd"/>
+      <w:r>
+        <w:rPr>
+          <w:rStyle w:val="HTMLCode"/>
+          <w:rFonts w:eastAsiaTheme="minorHAnsi"/>
+        </w:rPr>
+        <w:t>)</w:t>
       </w:r>
       <w:r>
         <w:t xml:space="preserve"> function from SciPy with </w:t>
@@ -3048,7 +3094,15 @@
         <w:ind w:left="1140"/>
       </w:pPr>
       <w:r>
-        <w:t>In this analysis, the difference between the sample mean fare of survivors and the sample mean fare of non-survivors was calculated first. The standard error of this difference was then estimated using the group-specific sample variances and sample sizes. Because Welch's t-test does not assume equal population variances, the Welch-Satterthwaite approximation was used to determine the appropriate degrees of freedom. The critical t-value was then used to construct the 95% confidence interval.</w:t>
+        <w:t xml:space="preserve">In this analysis, the difference between the sample </w:t>
+      </w:r>
+      <w:proofErr w:type="gramStart"/>
+      <w:r>
+        <w:t>mean</w:t>
+      </w:r>
+      <w:proofErr w:type="gramEnd"/>
+      <w:r>
+        <w:t xml:space="preserve"> fare of survivors and the sample mean fare of non-survivors was calculated first. The standard error of this difference was then estimated using the group-specific sample variances and sample sizes. Because Welch's t-test does not assume equal population variances, the Welch-Satterthwaite approximation was used to determine the appropriate degrees of freedom. The critical t-value was then used to construct the 95% confidence interval.</w:t>
       </w:r>
     </w:p>
     <w:p>
@@ -3096,7 +3150,15 @@
         <w:ind w:left="1140"/>
       </w:pPr>
       <w:r>
-        <w:t>A 95% confidence interval that does not contain zero provides evidence that the difference between the two population means is statistically different from zero at the 5% significance level. The interval should be interpreted as a range of plausible values for the population mean difference, rather than as a statement that there is a 95% probability that the fixed population parameter lies within this particular interval.</w:t>
+        <w:t xml:space="preserve">A 95% confidence interval that does not contain zero provides evidence that the difference between the </w:t>
+      </w:r>
+      <w:proofErr w:type="gramStart"/>
+      <w:r>
+        <w:t>two population</w:t>
+      </w:r>
+      <w:proofErr w:type="gramEnd"/>
+      <w:r>
+        <w:t xml:space="preserve"> means is statistically different from zero at the 5% significance level. The interval should be interpreted as a range of plausible values for the population mean difference, rather than as a statement that there is a 95% probability that the fixed population parameter lies within this particular interval.</w:t>
       </w:r>
     </w:p>
     <w:p>
@@ -3201,16 +3263,10 @@
           <w:lang w:eastAsia="en-IN"/>
           <w14:ligatures w14:val="none"/>
         </w:rPr>
-        <w:t xml:space="preserve">Calculate the difference between the two sample means. </w:t>
-      </w:r>
-    </w:p>
-    <w:p>
-      <w:pPr>
-        <w:pStyle w:val="ListParagraph"/>
-        <w:numPr>
-          <w:ilvl w:val="4"/>
-          <w:numId w:val="16"/>
-        </w:numPr>
+        <w:t xml:space="preserve">Calculate the difference between the </w:t>
+      </w:r>
+      <w:proofErr w:type="gramStart"/>
+      <w:r>
         <w:rPr>
           <w:rFonts w:ascii="Times New Roman" w:eastAsia="Times New Roman" w:hAnsi="Times New Roman" w:cs="Times New Roman"/>
           <w:kern w:val="0"/>
@@ -3218,7 +3274,9 @@
           <w:lang w:eastAsia="en-IN"/>
           <w14:ligatures w14:val="none"/>
         </w:rPr>
-      </w:pPr>
+        <w:t>two sample</w:t>
+      </w:r>
+      <w:proofErr w:type="gramEnd"/>
       <w:r>
         <w:rPr>
           <w:rFonts w:ascii="Times New Roman" w:eastAsia="Times New Roman" w:hAnsi="Times New Roman" w:cs="Times New Roman"/>
@@ -3227,7 +3285,7 @@
           <w:lang w:eastAsia="en-IN"/>
           <w14:ligatures w14:val="none"/>
         </w:rPr>
-        <w:t xml:space="preserve">Estimate the standard error using the separate group variances. </w:t>
+        <w:t xml:space="preserve"> means. </w:t>
       </w:r>
     </w:p>
     <w:p>
@@ -3253,7 +3311,7 @@
           <w:lang w:eastAsia="en-IN"/>
           <w14:ligatures w14:val="none"/>
         </w:rPr>
-        <w:t xml:space="preserve">Calculate the Welch-Satterthwaite degrees of freedom. </w:t>
+        <w:t xml:space="preserve">Estimate the standard error using the separate group variances. </w:t>
       </w:r>
     </w:p>
     <w:p>
@@ -3279,7 +3337,7 @@
           <w:lang w:eastAsia="en-IN"/>
           <w14:ligatures w14:val="none"/>
         </w:rPr>
-        <w:t xml:space="preserve">Obtain the critical t-value for a 95% confidence level. </w:t>
+        <w:t xml:space="preserve">Calculate the Welch-Satterthwaite degrees of freedom. </w:t>
       </w:r>
     </w:p>
     <w:p>
@@ -3305,7 +3363,7 @@
           <w:lang w:eastAsia="en-IN"/>
           <w14:ligatures w14:val="none"/>
         </w:rPr>
-        <w:t xml:space="preserve">Calculate the lower and upper confidence limits. </w:t>
+        <w:t xml:space="preserve">Obtain the critical t-value for a 95% confidence level. </w:t>
       </w:r>
     </w:p>
     <w:p>
@@ -3331,7 +3389,7 @@
           <w:lang w:eastAsia="en-IN"/>
           <w14:ligatures w14:val="none"/>
         </w:rPr>
-        <w:t xml:space="preserve">Determine whether zero falls within the resulting interval. </w:t>
+        <w:t xml:space="preserve">Calculate the lower and upper confidence limits. </w:t>
       </w:r>
     </w:p>
     <w:p>
@@ -3341,8 +3399,6 @@
           <w:ilvl w:val="4"/>
           <w:numId w:val="16"/>
         </w:numPr>
-      </w:pPr>
-      <w:r>
         <w:rPr>
           <w:rFonts w:ascii="Times New Roman" w:eastAsia="Times New Roman" w:hAnsi="Times New Roman" w:cs="Times New Roman"/>
           <w:kern w:val="0"/>
@@ -3350,214 +3406,8 @@
           <w:lang w:eastAsia="en-IN"/>
           <w14:ligatures w14:val="none"/>
         </w:rPr>
-        <w:t>Interpret the confidence interval together with the Welch's t-test result.</w:t>
-      </w:r>
-    </w:p>
-    <w:p>
-      <w:pPr>
-        <w:pStyle w:val="ListParagraph"/>
-        <w:ind w:left="2160"/>
-      </w:pPr>
-    </w:p>
-    <w:p>
-      <w:pPr>
-        <w:pStyle w:val="ListParagraph"/>
-        <w:numPr>
-          <w:ilvl w:val="1"/>
-          <w:numId w:val="10"/>
-        </w:numPr>
-        <w:rPr>
-          <w:szCs w:val="20"/>
-        </w:rPr>
-      </w:pPr>
-      <w:r>
-        <w:rPr>
-          <w:szCs w:val="20"/>
-        </w:rPr>
-        <w:t>One-Way Analysis of Variance (ANOVA)</w:t>
-      </w:r>
-    </w:p>
-    <w:p>
-      <w:pPr>
-        <w:pStyle w:val="ListParagraph"/>
-        <w:ind w:left="1140"/>
-      </w:pPr>
-      <w:r>
-        <w:t xml:space="preserve">One-Way Analysis of Variance (ANOVA) was used to determine whether the mean passenger fare differed significantly among the three passenger classes: </w:t>
-      </w:r>
-      <w:r>
-        <w:lastRenderedPageBreak/>
-        <w:t>1st class, 2nd class, and 3rd class. ANOVA is appropriate when a continuous numerical variable is being compared across three or more independent groups.</w:t>
-      </w:r>
-    </w:p>
-    <w:p>
-      <w:pPr>
-        <w:pStyle w:val="ListParagraph"/>
-        <w:ind w:left="1140"/>
-      </w:pPr>
-      <w:r>
-        <w:t xml:space="preserve">In this analysis, </w:t>
-      </w:r>
-      <w:r>
-        <w:rPr>
-          <w:rStyle w:val="HTMLCode"/>
-          <w:rFonts w:eastAsiaTheme="minorHAnsi"/>
-        </w:rPr>
-        <w:t>fare</w:t>
-      </w:r>
-      <w:r>
-        <w:t xml:space="preserve"> was treated as the continuous dependent variable, while </w:t>
-      </w:r>
-      <w:proofErr w:type="spellStart"/>
-      <w:r>
-        <w:rPr>
-          <w:rStyle w:val="HTMLCode"/>
-          <w:rFonts w:eastAsiaTheme="minorHAnsi"/>
-        </w:rPr>
-        <w:t>pclass</w:t>
-      </w:r>
-      <w:proofErr w:type="spellEnd"/>
-      <w:r>
-        <w:t xml:space="preserve"> was used as the grouping variable. The three groups represented the different passenger classes. The analysis therefore evaluated whether the variation between the class-level mean fares was sufficiently large relative to the variation within the individual groups.</w:t>
-      </w:r>
-    </w:p>
-    <w:p>
-      <w:pPr>
-        <w:pStyle w:val="ListParagraph"/>
-        <w:ind w:left="1140"/>
-      </w:pPr>
-      <w:r>
-        <w:t>The hypotheses for the ANOVA were:</w:t>
-      </w:r>
-    </w:p>
-    <w:p>
-      <w:pPr>
-        <w:pStyle w:val="ListParagraph"/>
-        <w:ind w:left="1140"/>
-      </w:pPr>
-      <w:r>
-        <w:rPr>
-          <w:rStyle w:val="Strong"/>
-        </w:rPr>
-        <w:t>H₀:</w:t>
-      </w:r>
-      <w:r>
-        <w:t xml:space="preserve"> The mean fare is equal across 1st, 2nd, and 3rd passenger classes.</w:t>
-      </w:r>
-    </w:p>
-    <w:p>
-      <w:pPr>
-        <w:pStyle w:val="ListParagraph"/>
-        <w:ind w:left="1140"/>
-      </w:pPr>
-      <w:r>
-        <w:rPr>
-          <w:rStyle w:val="Strong"/>
-        </w:rPr>
-        <w:t>H₁:</w:t>
-      </w:r>
-      <w:r>
-        <w:t xml:space="preserve"> At least one passenger class has a significantly different mean fare.</w:t>
-      </w:r>
-    </w:p>
-    <w:p>
-      <w:pPr>
-        <w:pStyle w:val="ListParagraph"/>
-        <w:ind w:left="1140"/>
-      </w:pPr>
-      <w:r>
-        <w:t xml:space="preserve">The ANOVA was performed using the </w:t>
-      </w:r>
-      <w:proofErr w:type="spellStart"/>
-      <w:r>
-        <w:rPr>
-          <w:rStyle w:val="HTMLCode"/>
-          <w:rFonts w:eastAsiaTheme="minorHAnsi"/>
-        </w:rPr>
-        <w:t>f_oneway</w:t>
-      </w:r>
-      <w:proofErr w:type="spellEnd"/>
-      <w:r>
-        <w:rPr>
-          <w:rStyle w:val="HTMLCode"/>
-          <w:rFonts w:eastAsiaTheme="minorHAnsi"/>
-        </w:rPr>
-        <w:t>()</w:t>
-      </w:r>
-      <w:r>
-        <w:t xml:space="preserve"> function from SciPy. The resulting F-statistic and p-value were compared with the significance level of </w:t>
-      </w:r>
-      <w:r>
-        <w:rPr>
-          <w:rStyle w:val="Strong"/>
-        </w:rPr>
-        <w:t>α = 0.05</w:t>
-      </w:r>
-      <w:r>
-        <w:t>.</w:t>
-      </w:r>
-    </w:p>
-    <w:p>
-      <w:pPr>
-        <w:pStyle w:val="ListParagraph"/>
-        <w:ind w:left="1140"/>
-      </w:pPr>
-      <w:r>
-        <w:t>The F-statistic represents the ratio of between-group variation to within-group variation. A relatively large F-statistic indicates that the differences between group means are large compared with the variation within the groups. A statistically significant p-value provides evidence against the assumption that all group means are equal.</w:t>
-      </w:r>
-    </w:p>
-    <w:p>
-      <w:pPr>
-        <w:pStyle w:val="ListParagraph"/>
-        <w:ind w:left="1140"/>
-      </w:pPr>
-      <w:r>
-        <w:t xml:space="preserve">If the ANOVA produces a p-value below 0.05, the null hypothesis is rejected, indicating that at least one group mean differs significantly. However, ANOVA does not identify which particular groups are different. Therefore, a </w:t>
-      </w:r>
-      <w:r>
-        <w:rPr>
-          <w:rStyle w:val="Strong"/>
-        </w:rPr>
-        <w:t>Tukey's HSD post-hoc test</w:t>
-      </w:r>
-      <w:r>
-        <w:t xml:space="preserve"> is required after a significant ANOVA result to perform pairwise comparisons while controlling the family-wise error rate.</w:t>
-      </w:r>
-    </w:p>
-    <w:p>
-      <w:pPr>
-        <w:pStyle w:val="ListParagraph"/>
-        <w:ind w:left="1140"/>
-      </w:pPr>
-      <w:r>
-        <w:t>The analysis should be interpreted as evidence of differences in average fares among passenger classes and not as evidence of a causal relationship between passenger class and fare.</w:t>
-      </w:r>
-    </w:p>
-    <w:p>
-      <w:pPr>
-        <w:pStyle w:val="ListParagraph"/>
-        <w:numPr>
-          <w:ilvl w:val="3"/>
-          <w:numId w:val="17"/>
-        </w:numPr>
-        <w:rPr>
-          <w:szCs w:val="20"/>
-        </w:rPr>
-      </w:pPr>
-      <w:r>
-        <w:rPr>
-          <w:szCs w:val="20"/>
-        </w:rPr>
-        <w:t>Analytical Procedure</w:t>
-      </w:r>
-    </w:p>
-    <w:p>
-      <w:pPr>
-        <w:pStyle w:val="ListParagraph"/>
-        <w:numPr>
-          <w:ilvl w:val="4"/>
-          <w:numId w:val="18"/>
-        </w:numPr>
+      </w:pPr>
+      <w:r>
         <w:rPr>
           <w:rFonts w:ascii="Times New Roman" w:eastAsia="Times New Roman" w:hAnsi="Times New Roman" w:cs="Times New Roman"/>
           <w:kern w:val="0"/>
@@ -3565,6 +3415,16 @@
           <w:lang w:eastAsia="en-IN"/>
           <w14:ligatures w14:val="none"/>
         </w:rPr>
+        <w:t xml:space="preserve">Determine whether zero falls within the resulting interval. </w:t>
+      </w:r>
+    </w:p>
+    <w:p>
+      <w:pPr>
+        <w:pStyle w:val="ListParagraph"/>
+        <w:numPr>
+          <w:ilvl w:val="4"/>
+          <w:numId w:val="16"/>
+        </w:numPr>
       </w:pPr>
       <w:r>
         <w:rPr>
@@ -3574,15 +3434,229 @@
           <w:lang w:eastAsia="en-IN"/>
           <w14:ligatures w14:val="none"/>
         </w:rPr>
-        <w:t xml:space="preserve">Divide the fare observations according to passenger class. </w:t>
-      </w:r>
+        <w:t>Interpret the confidence interval together with the Welch's t-test result.</w:t>
+      </w:r>
+    </w:p>
+    <w:p>
+      <w:pPr>
+        <w:pStyle w:val="ListParagraph"/>
+        <w:ind w:left="2160"/>
+      </w:pPr>
     </w:p>
     <w:p>
       <w:pPr>
         <w:pStyle w:val="ListParagraph"/>
         <w:numPr>
-          <w:ilvl w:val="4"/>
-          <w:numId w:val="18"/>
+          <w:ilvl w:val="1"/>
+          <w:numId w:val="10"/>
+        </w:numPr>
+        <w:rPr>
+          <w:szCs w:val="20"/>
+        </w:rPr>
+      </w:pPr>
+      <w:r>
+        <w:rPr>
+          <w:szCs w:val="20"/>
+        </w:rPr>
+        <w:t>One-Way Analysis of Variance (ANOVA)</w:t>
+      </w:r>
+    </w:p>
+    <w:p>
+      <w:pPr>
+        <w:pStyle w:val="ListParagraph"/>
+        <w:ind w:left="1140"/>
+      </w:pPr>
+      <w:r>
+        <w:t xml:space="preserve">One-Way Analysis of Variance (ANOVA) was used to determine whether the mean passenger fare differed significantly among the three passenger classes: </w:t>
+      </w:r>
+      <w:r>
+        <w:lastRenderedPageBreak/>
+        <w:t>1st class, 2nd class, and 3rd class. ANOVA is appropriate when a continuous numerical variable is being compared across three or more independent groups.</w:t>
+      </w:r>
+    </w:p>
+    <w:p>
+      <w:pPr>
+        <w:pStyle w:val="ListParagraph"/>
+        <w:ind w:left="1140"/>
+      </w:pPr>
+      <w:r>
+        <w:t xml:space="preserve">In this analysis, </w:t>
+      </w:r>
+      <w:r>
+        <w:rPr>
+          <w:rStyle w:val="HTMLCode"/>
+          <w:rFonts w:eastAsiaTheme="minorHAnsi"/>
+        </w:rPr>
+        <w:t>fare</w:t>
+      </w:r>
+      <w:r>
+        <w:t xml:space="preserve"> was treated as the continuous dependent variable, while </w:t>
+      </w:r>
+      <w:proofErr w:type="spellStart"/>
+      <w:r>
+        <w:rPr>
+          <w:rStyle w:val="HTMLCode"/>
+          <w:rFonts w:eastAsiaTheme="minorHAnsi"/>
+        </w:rPr>
+        <w:t>pclass</w:t>
+      </w:r>
+      <w:proofErr w:type="spellEnd"/>
+      <w:r>
+        <w:t xml:space="preserve"> was used as the grouping variable. The three groups represented the different passenger classes. The analysis therefore evaluated whether the variation between the class-level mean fares was sufficiently large relative to the variation within the individual groups.</w:t>
+      </w:r>
+    </w:p>
+    <w:p>
+      <w:pPr>
+        <w:pStyle w:val="ListParagraph"/>
+        <w:ind w:left="1140"/>
+      </w:pPr>
+      <w:r>
+        <w:t>The hypotheses for the ANOVA were:</w:t>
+      </w:r>
+    </w:p>
+    <w:p>
+      <w:pPr>
+        <w:pStyle w:val="ListParagraph"/>
+        <w:ind w:left="1140"/>
+      </w:pPr>
+      <w:r>
+        <w:rPr>
+          <w:rStyle w:val="Strong"/>
+        </w:rPr>
+        <w:t>H₀:</w:t>
+      </w:r>
+      <w:r>
+        <w:t xml:space="preserve"> The mean fare is equal across 1st, 2nd, and 3rd passenger classes.</w:t>
+      </w:r>
+    </w:p>
+    <w:p>
+      <w:pPr>
+        <w:pStyle w:val="ListParagraph"/>
+        <w:ind w:left="1140"/>
+      </w:pPr>
+      <w:r>
+        <w:rPr>
+          <w:rStyle w:val="Strong"/>
+        </w:rPr>
+        <w:t>H₁:</w:t>
+      </w:r>
+      <w:r>
+        <w:t xml:space="preserve"> At least one passenger class has a significantly different mean fare.</w:t>
+      </w:r>
+    </w:p>
+    <w:p>
+      <w:pPr>
+        <w:pStyle w:val="ListParagraph"/>
+        <w:ind w:left="1140"/>
+      </w:pPr>
+      <w:r>
+        <w:t xml:space="preserve">The ANOVA was performed using the </w:t>
+      </w:r>
+      <w:proofErr w:type="spellStart"/>
+      <w:r>
+        <w:rPr>
+          <w:rStyle w:val="HTMLCode"/>
+          <w:rFonts w:eastAsiaTheme="minorHAnsi"/>
+        </w:rPr>
+        <w:t>f_</w:t>
+      </w:r>
+      <w:proofErr w:type="gramStart"/>
+      <w:r>
+        <w:rPr>
+          <w:rStyle w:val="HTMLCode"/>
+          <w:rFonts w:eastAsiaTheme="minorHAnsi"/>
+        </w:rPr>
+        <w:t>oneway</w:t>
+      </w:r>
+      <w:proofErr w:type="spellEnd"/>
+      <w:r>
+        <w:rPr>
+          <w:rStyle w:val="HTMLCode"/>
+          <w:rFonts w:eastAsiaTheme="minorHAnsi"/>
+        </w:rPr>
+        <w:t>(</w:t>
+      </w:r>
+      <w:proofErr w:type="gramEnd"/>
+      <w:r>
+        <w:rPr>
+          <w:rStyle w:val="HTMLCode"/>
+          <w:rFonts w:eastAsiaTheme="minorHAnsi"/>
+        </w:rPr>
+        <w:t>)</w:t>
+      </w:r>
+      <w:r>
+        <w:t xml:space="preserve"> function from SciPy. The resulting F-statistic and p-value were compared with the significance level of </w:t>
+      </w:r>
+      <w:r>
+        <w:rPr>
+          <w:rStyle w:val="Strong"/>
+        </w:rPr>
+        <w:t>α = 0.05</w:t>
+      </w:r>
+      <w:r>
+        <w:t>.</w:t>
+      </w:r>
+    </w:p>
+    <w:p>
+      <w:pPr>
+        <w:pStyle w:val="ListParagraph"/>
+        <w:ind w:left="1140"/>
+      </w:pPr>
+      <w:r>
+        <w:t>The F-statistic represents the ratio of between-group variation to within-group variation. A relatively large F-statistic indicates that the differences between group means are large compared with the variation within the groups. A statistically significant p-value provides evidence against the assumption that all group means are equal.</w:t>
+      </w:r>
+    </w:p>
+    <w:p>
+      <w:pPr>
+        <w:pStyle w:val="ListParagraph"/>
+        <w:ind w:left="1140"/>
+      </w:pPr>
+      <w:r>
+        <w:t xml:space="preserve">If the ANOVA produces a p-value below 0.05, the null hypothesis is rejected, indicating that at least one group mean differs significantly. However, ANOVA does not identify which particular groups are different. Therefore, a </w:t>
+      </w:r>
+      <w:r>
+        <w:rPr>
+          <w:rStyle w:val="Strong"/>
+        </w:rPr>
+        <w:t>Tukey's HSD post-hoc test</w:t>
+      </w:r>
+      <w:r>
+        <w:t xml:space="preserve"> is required after a significant ANOVA result to perform pairwise comparisons while controlling the family-wise error rate.</w:t>
+      </w:r>
+    </w:p>
+    <w:p>
+      <w:pPr>
+        <w:pStyle w:val="ListParagraph"/>
+        <w:ind w:left="1140"/>
+      </w:pPr>
+      <w:r>
+        <w:t>The analysis should be interpreted as evidence of differences in average fares among passenger classes and not as evidence of a causal relationship between passenger class and fare.</w:t>
+      </w:r>
+    </w:p>
+    <w:p>
+      <w:pPr>
+        <w:pStyle w:val="ListParagraph"/>
+        <w:numPr>
+          <w:ilvl w:val="3"/>
+          <w:numId w:val="17"/>
+        </w:numPr>
+        <w:rPr>
+          <w:szCs w:val="20"/>
+        </w:rPr>
+      </w:pPr>
+      <w:r>
+        <w:rPr>
+          <w:szCs w:val="20"/>
+        </w:rPr>
+        <w:t>Analytical Procedure</w:t>
+      </w:r>
+    </w:p>
+    <w:p>
+      <w:pPr>
+        <w:pStyle w:val="ListParagraph"/>
+        <w:numPr>
+          <w:ilvl w:val="5"/>
+          <w:numId w:val="34"/>
         </w:numPr>
         <w:rPr>
           <w:rFonts w:ascii="Times New Roman" w:eastAsia="Times New Roman" w:hAnsi="Times New Roman" w:cs="Times New Roman"/>
@@ -3600,15 +3674,15 @@
           <w:lang w:eastAsia="en-IN"/>
           <w14:ligatures w14:val="none"/>
         </w:rPr>
-        <w:t xml:space="preserve">Calculate the mean fare for each passenger class. </w:t>
+        <w:t xml:space="preserve">Divide the fare observations according to passenger class. </w:t>
       </w:r>
     </w:p>
     <w:p>
       <w:pPr>
         <w:pStyle w:val="ListParagraph"/>
         <w:numPr>
-          <w:ilvl w:val="4"/>
-          <w:numId w:val="18"/>
+          <w:ilvl w:val="5"/>
+          <w:numId w:val="34"/>
         </w:numPr>
         <w:rPr>
           <w:rFonts w:ascii="Times New Roman" w:eastAsia="Times New Roman" w:hAnsi="Times New Roman" w:cs="Times New Roman"/>
@@ -3626,15 +3700,15 @@
           <w:lang w:eastAsia="en-IN"/>
           <w14:ligatures w14:val="none"/>
         </w:rPr>
-        <w:t xml:space="preserve">Compare the variation between class-level means with the variation within each class. </w:t>
+        <w:t xml:space="preserve">Calculate the mean fare for each passenger class. </w:t>
       </w:r>
     </w:p>
     <w:p>
       <w:pPr>
         <w:pStyle w:val="ListParagraph"/>
         <w:numPr>
-          <w:ilvl w:val="4"/>
-          <w:numId w:val="18"/>
+          <w:ilvl w:val="5"/>
+          <w:numId w:val="34"/>
         </w:numPr>
         <w:rPr>
           <w:rFonts w:ascii="Times New Roman" w:eastAsia="Times New Roman" w:hAnsi="Times New Roman" w:cs="Times New Roman"/>
@@ -3652,15 +3726,15 @@
           <w:lang w:eastAsia="en-IN"/>
           <w14:ligatures w14:val="none"/>
         </w:rPr>
-        <w:t xml:space="preserve">Apply One-Way ANOVA using SciPy. </w:t>
+        <w:t xml:space="preserve">Compare the variation between class-level means with the variation within each class. </w:t>
       </w:r>
     </w:p>
     <w:p>
       <w:pPr>
         <w:pStyle w:val="ListParagraph"/>
         <w:numPr>
-          <w:ilvl w:val="4"/>
-          <w:numId w:val="18"/>
+          <w:ilvl w:val="5"/>
+          <w:numId w:val="34"/>
         </w:numPr>
         <w:rPr>
           <w:rFonts w:ascii="Times New Roman" w:eastAsia="Times New Roman" w:hAnsi="Times New Roman" w:cs="Times New Roman"/>
@@ -3678,15 +3752,15 @@
           <w:lang w:eastAsia="en-IN"/>
           <w14:ligatures w14:val="none"/>
         </w:rPr>
-        <w:t xml:space="preserve">Obtain the F-statistic and p-value. </w:t>
+        <w:t xml:space="preserve">Apply One-Way ANOVA using SciPy. </w:t>
       </w:r>
     </w:p>
     <w:p>
       <w:pPr>
         <w:pStyle w:val="ListParagraph"/>
         <w:numPr>
-          <w:ilvl w:val="4"/>
-          <w:numId w:val="18"/>
+          <w:ilvl w:val="5"/>
+          <w:numId w:val="34"/>
         </w:numPr>
         <w:rPr>
           <w:rFonts w:ascii="Times New Roman" w:eastAsia="Times New Roman" w:hAnsi="Times New Roman" w:cs="Times New Roman"/>
@@ -3704,15 +3778,15 @@
           <w:lang w:eastAsia="en-IN"/>
           <w14:ligatures w14:val="none"/>
         </w:rPr>
-        <w:t xml:space="preserve">Compare the p-value with α = 0.05. </w:t>
+        <w:t xml:space="preserve">Obtain the F-statistic and p-value. </w:t>
       </w:r>
     </w:p>
     <w:p>
       <w:pPr>
         <w:pStyle w:val="ListParagraph"/>
         <w:numPr>
-          <w:ilvl w:val="4"/>
-          <w:numId w:val="18"/>
+          <w:ilvl w:val="5"/>
+          <w:numId w:val="34"/>
         </w:numPr>
         <w:rPr>
           <w:rFonts w:ascii="Times New Roman" w:eastAsia="Times New Roman" w:hAnsi="Times New Roman" w:cs="Times New Roman"/>
@@ -3730,21 +3804,16 @@
           <w:lang w:eastAsia="en-IN"/>
           <w14:ligatures w14:val="none"/>
         </w:rPr>
-        <w:t xml:space="preserve">Reject or fail to reject the null hypothesis based on the statistical decision rule. </w:t>
+        <w:t xml:space="preserve">Compare the p-value with α = 0.05. </w:t>
       </w:r>
     </w:p>
     <w:p>
       <w:pPr>
         <w:pStyle w:val="ListParagraph"/>
         <w:numPr>
-          <w:ilvl w:val="4"/>
-          <w:numId w:val="18"/>
+          <w:ilvl w:val="5"/>
+          <w:numId w:val="34"/>
         </w:numPr>
-        <w:rPr>
-          <w:szCs w:val="20"/>
-        </w:rPr>
-      </w:pPr>
-      <w:r>
         <w:rPr>
           <w:rFonts w:ascii="Times New Roman" w:eastAsia="Times New Roman" w:hAnsi="Times New Roman" w:cs="Times New Roman"/>
           <w:kern w:val="0"/>
@@ -3752,6 +3821,37 @@
           <w:lang w:eastAsia="en-IN"/>
           <w14:ligatures w14:val="none"/>
         </w:rPr>
+      </w:pPr>
+      <w:r>
+        <w:rPr>
+          <w:rFonts w:ascii="Times New Roman" w:eastAsia="Times New Roman" w:hAnsi="Times New Roman" w:cs="Times New Roman"/>
+          <w:kern w:val="0"/>
+          <w:szCs w:val="24"/>
+          <w:lang w:eastAsia="en-IN"/>
+          <w14:ligatures w14:val="none"/>
+        </w:rPr>
+        <w:t xml:space="preserve">Reject or fail to reject the null hypothesis based on the statistical decision rule. </w:t>
+      </w:r>
+    </w:p>
+    <w:p>
+      <w:pPr>
+        <w:pStyle w:val="ListParagraph"/>
+        <w:numPr>
+          <w:ilvl w:val="5"/>
+          <w:numId w:val="34"/>
+        </w:numPr>
+        <w:rPr>
+          <w:szCs w:val="20"/>
+        </w:rPr>
+      </w:pPr>
+      <w:r>
+        <w:rPr>
+          <w:rFonts w:ascii="Times New Roman" w:eastAsia="Times New Roman" w:hAnsi="Times New Roman" w:cs="Times New Roman"/>
+          <w:kern w:val="0"/>
+          <w:szCs w:val="24"/>
+          <w:lang w:eastAsia="en-IN"/>
+          <w14:ligatures w14:val="none"/>
+        </w:rPr>
         <w:t>If the ANOVA is significant, perform Tukey's HSD post-hoc test to identify the specific class pairs that differ.</w:t>
       </w:r>
     </w:p>
@@ -3912,14 +4012,28 @@
         <w:rPr>
           <w:szCs w:val="20"/>
         </w:rPr>
-        <w:t>pairwise_tukeyhsd</w:t>
+        <w:t>pairwise_</w:t>
+      </w:r>
+      <w:proofErr w:type="gramStart"/>
+      <w:r>
+        <w:rPr>
+          <w:szCs w:val="20"/>
+        </w:rPr>
+        <w:t>tukeyhsd</w:t>
       </w:r>
       <w:proofErr w:type="spellEnd"/>
       <w:r>
         <w:rPr>
           <w:szCs w:val="20"/>
         </w:rPr>
-        <w:t xml:space="preserve">() function from the </w:t>
+        <w:t>(</w:t>
+      </w:r>
+      <w:proofErr w:type="gramEnd"/>
+      <w:r>
+        <w:rPr>
+          <w:szCs w:val="20"/>
+        </w:rPr>
+        <w:t xml:space="preserve">) function from the </w:t>
       </w:r>
       <w:proofErr w:type="spellStart"/>
       <w:r>
@@ -4950,7 +5064,15 @@
         <w:t>0.05</w:t>
       </w:r>
       <w:r>
-        <w:t>, the null hypothesis that the two population means are equal is rejected.</w:t>
+        <w:t xml:space="preserve">, the null hypothesis that the </w:t>
+      </w:r>
+      <w:proofErr w:type="gramStart"/>
+      <w:r>
+        <w:t>two population</w:t>
+      </w:r>
+      <w:proofErr w:type="gramEnd"/>
+      <w:r>
+        <w:t xml:space="preserve"> means are equal is rejected.</w:t>
       </w:r>
     </w:p>
     <w:p>
@@ -5619,7 +5741,15 @@
         <w:t>13.67 for 3rd class</w:t>
       </w:r>
       <w:r>
-        <w:t xml:space="preserve"> passengers. The difference between the 1st class mean and the lower-class means is particularly large, suggesting that passenger class is strongly associated with the amount of fare paid.</w:t>
+        <w:t xml:space="preserve"> passengers. The difference between the 1st class </w:t>
+      </w:r>
+      <w:proofErr w:type="gramStart"/>
+      <w:r>
+        <w:t>mean</w:t>
+      </w:r>
+      <w:proofErr w:type="gramEnd"/>
+      <w:r>
+        <w:t xml:space="preserve"> and the lower-class means is particularly large, suggesting that passenger class is strongly associated with the amount of fare paid.</w:t>
       </w:r>
     </w:p>
     <w:p>
@@ -6516,7 +6646,15 @@
         <w:ind w:left="1134"/>
       </w:pPr>
       <w:r>
-        <w:t>For passenger class, the One-Way ANOVA produced an F-statistic of approximately 209.46 and a p-value of 1.7449 × 10⁻⁷³. The null hypothesis that all three class means were equal was rejected. The subsequent Tukey HSD analysis showed statistically significant differences between 1st and 2nd class and between 1st and 3rd class, while the difference between 2nd and 3rd class was not statistically significant.</w:t>
+        <w:t xml:space="preserve">For passenger class, the One-Way ANOVA produced an F-statistic of approximately 209.46 and a p-value of 1.7449 × 10⁻⁷³. The null hypothesis that all </w:t>
+      </w:r>
+      <w:proofErr w:type="gramStart"/>
+      <w:r>
+        <w:t>three class</w:t>
+      </w:r>
+      <w:proofErr w:type="gramEnd"/>
+      <w:r>
+        <w:t xml:space="preserve"> means were equal was rejected. The subsequent Tukey HSD analysis showed statistically significant differences between 1st and 2nd class and between 1st and 3rd class, while the difference between 2nd and 3rd class was not statistically significant.</w:t>
       </w:r>
     </w:p>
     <w:p>
@@ -7907,7 +8045,7 @@
           <w:szCs w:val="22"/>
         </w:rPr>
         <w:drawing>
-          <wp:inline distT="0" distB="0" distL="0" distR="0" wp14:anchorId="160CF300" wp14:editId="5F47EC87">
+          <wp:inline distT="0" distB="0" distL="0" distR="0" wp14:anchorId="160CF300" wp14:editId="23BCD8B8">
             <wp:extent cx="3298672" cy="1947554"/>
             <wp:effectExtent l="0" t="0" r="0" b="0"/>
             <wp:docPr id="1480327495" name="Picture 11"/>
@@ -10686,6 +10824,121 @@
     </w:lvl>
   </w:abstractNum>
   <w:abstractNum w:abstractNumId="9" w15:restartNumberingAfterBreak="0">
+    <w:nsid w:val="27DD1557"/>
+    <w:multiLevelType w:val="multilevel"/>
+    <w:tmpl w:val="22C6601C"/>
+    <w:lvl w:ilvl="0">
+      <w:start w:val="1"/>
+      <w:numFmt w:val="decimal"/>
+      <w:lvlText w:val="5.%1"/>
+      <w:lvlJc w:val="left"/>
+      <w:pPr>
+        <w:ind w:left="720" w:hanging="360"/>
+      </w:pPr>
+      <w:rPr>
+        <w:rFonts w:hint="default"/>
+      </w:rPr>
+    </w:lvl>
+    <w:lvl w:ilvl="1">
+      <w:start w:val="1"/>
+      <w:numFmt w:val="decimal"/>
+      <w:lvlText w:val="5.%2"/>
+      <w:lvlJc w:val="left"/>
+      <w:pPr>
+        <w:ind w:left="1140" w:hanging="420"/>
+      </w:pPr>
+      <w:rPr>
+        <w:rFonts w:hint="default"/>
+      </w:rPr>
+    </w:lvl>
+    <w:lvl w:ilvl="2">
+      <w:start w:val="1"/>
+      <w:numFmt w:val="none"/>
+      <w:isLgl/>
+      <w:lvlText w:val="5.5.1"/>
+      <w:lvlJc w:val="left"/>
+      <w:pPr>
+        <w:ind w:left="1800" w:hanging="720"/>
+      </w:pPr>
+      <w:rPr>
+        <w:rFonts w:hint="default"/>
+      </w:rPr>
+    </w:lvl>
+    <w:lvl w:ilvl="3">
+      <w:start w:val="1"/>
+      <w:numFmt w:val="decimal"/>
+      <w:lvlText w:val="5.5.%4"/>
+      <w:lvlJc w:val="left"/>
+      <w:pPr>
+        <w:ind w:left="1636" w:hanging="275"/>
+      </w:pPr>
+      <w:rPr>
+        <w:rFonts w:hint="default"/>
+      </w:rPr>
+    </w:lvl>
+    <w:lvl w:ilvl="4">
+      <w:start w:val="1"/>
+      <w:numFmt w:val="decimal"/>
+      <w:isLgl/>
+      <w:lvlText w:val="%1.%2.%3.%4.%5"/>
+      <w:lvlJc w:val="left"/>
+      <w:pPr>
+        <w:ind w:left="2880" w:hanging="1080"/>
+      </w:pPr>
+      <w:rPr>
+        <w:rFonts w:hint="default"/>
+      </w:rPr>
+    </w:lvl>
+    <w:lvl w:ilvl="5">
+      <w:start w:val="1"/>
+      <w:numFmt w:val="decimal"/>
+      <w:lvlText w:val="%6."/>
+      <w:lvlJc w:val="left"/>
+      <w:pPr>
+        <w:ind w:left="2520" w:hanging="360"/>
+      </w:pPr>
+    </w:lvl>
+    <w:lvl w:ilvl="6">
+      <w:start w:val="1"/>
+      <w:numFmt w:val="decimal"/>
+      <w:isLgl/>
+      <w:lvlText w:val="%1.%2.%3.%4.%5.%6.%7"/>
+      <w:lvlJc w:val="left"/>
+      <w:pPr>
+        <w:ind w:left="3960" w:hanging="1440"/>
+      </w:pPr>
+      <w:rPr>
+        <w:rFonts w:hint="default"/>
+      </w:rPr>
+    </w:lvl>
+    <w:lvl w:ilvl="7">
+      <w:start w:val="1"/>
+      <w:numFmt w:val="decimal"/>
+      <w:isLgl/>
+      <w:lvlText w:val="%1.%2.%3.%4.%5.%6.%7.%8"/>
+      <w:lvlJc w:val="left"/>
+      <w:pPr>
+        <w:ind w:left="4680" w:hanging="1800"/>
+      </w:pPr>
+      <w:rPr>
+        <w:rFonts w:hint="default"/>
+      </w:rPr>
+    </w:lvl>
+    <w:lvl w:ilvl="8">
+      <w:start w:val="1"/>
+      <w:numFmt w:val="decimal"/>
+      <w:isLgl/>
+      <w:lvlText w:val="%1.%2.%3.%4.%5.%6.%7.%8.%9"/>
+      <w:lvlJc w:val="left"/>
+      <w:pPr>
+        <w:ind w:left="5400" w:hanging="2160"/>
+      </w:pPr>
+      <w:rPr>
+        <w:rFonts w:hint="default"/>
+      </w:rPr>
+    </w:lvl>
+  </w:abstractNum>
+  <w:abstractNum w:abstractNumId="10" w15:restartNumberingAfterBreak="0">
     <w:nsid w:val="2B022967"/>
     <w:multiLevelType w:val="multilevel"/>
     <w:tmpl w:val="4CC6C12E"/>
@@ -10800,7 +11053,7 @@
       </w:rPr>
     </w:lvl>
   </w:abstractNum>
-  <w:abstractNum w:abstractNumId="10" w15:restartNumberingAfterBreak="0">
+  <w:abstractNum w:abstractNumId="11" w15:restartNumberingAfterBreak="0">
     <w:nsid w:val="2D457A79"/>
     <w:multiLevelType w:val="multilevel"/>
     <w:tmpl w:val="043E37C6"/>
@@ -10921,7 +11174,7 @@
       </w:rPr>
     </w:lvl>
   </w:abstractNum>
-  <w:abstractNum w:abstractNumId="11" w15:restartNumberingAfterBreak="0">
+  <w:abstractNum w:abstractNumId="12" w15:restartNumberingAfterBreak="0">
     <w:nsid w:val="308D59B9"/>
     <w:multiLevelType w:val="multilevel"/>
     <w:tmpl w:val="E9B08742"/>
@@ -11044,10 +11297,10 @@
       </w:rPr>
     </w:lvl>
   </w:abstractNum>
-  <w:abstractNum w:abstractNumId="12" w15:restartNumberingAfterBreak="0">
+  <w:abstractNum w:abstractNumId="13" w15:restartNumberingAfterBreak="0">
     <w:nsid w:val="326471B7"/>
     <w:multiLevelType w:val="multilevel"/>
-    <w:tmpl w:val="73FC1E4A"/>
+    <w:tmpl w:val="412C8E5E"/>
     <w:lvl w:ilvl="0">
       <w:start w:val="1"/>
       <w:numFmt w:val="decimal"/>
@@ -11088,10 +11341,10 @@
     <w:lvl w:ilvl="3">
       <w:start w:val="1"/>
       <w:numFmt w:val="decimal"/>
-      <w:lvlText w:val="5.4.%4"/>
-      <w:lvlJc w:val="left"/>
-      <w:pPr>
-        <w:ind w:left="1636" w:hanging="502"/>
+      <w:lvlText w:val="5.5.%4"/>
+      <w:lvlJc w:val="left"/>
+      <w:pPr>
+        <w:ind w:left="1636" w:hanging="275"/>
       </w:pPr>
       <w:rPr>
         <w:rFonts w:hint="default"/>
@@ -11163,7 +11416,7 @@
       </w:rPr>
     </w:lvl>
   </w:abstractNum>
-  <w:abstractNum w:abstractNumId="13" w15:restartNumberingAfterBreak="0">
+  <w:abstractNum w:abstractNumId="14" w15:restartNumberingAfterBreak="0">
     <w:nsid w:val="343E6388"/>
     <w:multiLevelType w:val="multilevel"/>
     <w:tmpl w:val="8D021E98"/>
@@ -11276,7 +11529,7 @@
       </w:rPr>
     </w:lvl>
   </w:abstractNum>
-  <w:abstractNum w:abstractNumId="14" w15:restartNumberingAfterBreak="0">
+  <w:abstractNum w:abstractNumId="15" w15:restartNumberingAfterBreak="0">
     <w:nsid w:val="40E01111"/>
     <w:multiLevelType w:val="multilevel"/>
     <w:tmpl w:val="1D4EC2B4"/>
@@ -11396,7 +11649,7 @@
       </w:rPr>
     </w:lvl>
   </w:abstractNum>
-  <w:abstractNum w:abstractNumId="15" w15:restartNumberingAfterBreak="0">
+  <w:abstractNum w:abstractNumId="16" w15:restartNumberingAfterBreak="0">
     <w:nsid w:val="42102FDF"/>
     <w:multiLevelType w:val="hybridMultilevel"/>
     <w:tmpl w:val="8DC8DE3E"/>
@@ -11509,7 +11762,7 @@
       </w:rPr>
     </w:lvl>
   </w:abstractNum>
-  <w:abstractNum w:abstractNumId="16" w15:restartNumberingAfterBreak="0">
+  <w:abstractNum w:abstractNumId="17" w15:restartNumberingAfterBreak="0">
     <w:nsid w:val="45A519D0"/>
     <w:multiLevelType w:val="multilevel"/>
     <w:tmpl w:val="7F02E5C2"/>
@@ -11630,7 +11883,7 @@
       </w:rPr>
     </w:lvl>
   </w:abstractNum>
-  <w:abstractNum w:abstractNumId="17" w15:restartNumberingAfterBreak="0">
+  <w:abstractNum w:abstractNumId="18" w15:restartNumberingAfterBreak="0">
     <w:nsid w:val="4B56560F"/>
     <w:multiLevelType w:val="multilevel"/>
     <w:tmpl w:val="D79C03E0"/>
@@ -11745,7 +11998,7 @@
       </w:rPr>
     </w:lvl>
   </w:abstractNum>
-  <w:abstractNum w:abstractNumId="18" w15:restartNumberingAfterBreak="0">
+  <w:abstractNum w:abstractNumId="19" w15:restartNumberingAfterBreak="0">
     <w:nsid w:val="50AD43BF"/>
     <w:multiLevelType w:val="multilevel"/>
     <w:tmpl w:val="8AA0C06A"/>
@@ -11858,7 +12111,7 @@
       </w:rPr>
     </w:lvl>
   </w:abstractNum>
-  <w:abstractNum w:abstractNumId="19" w15:restartNumberingAfterBreak="0">
+  <w:abstractNum w:abstractNumId="20" w15:restartNumberingAfterBreak="0">
     <w:nsid w:val="50EE0B07"/>
     <w:multiLevelType w:val="hybridMultilevel"/>
     <w:tmpl w:val="622CD1F0"/>
@@ -11971,7 +12224,7 @@
       </w:rPr>
     </w:lvl>
   </w:abstractNum>
-  <w:abstractNum w:abstractNumId="20" w15:restartNumberingAfterBreak="0">
+  <w:abstractNum w:abstractNumId="21" w15:restartNumberingAfterBreak="0">
     <w:nsid w:val="51EB7D8A"/>
     <w:multiLevelType w:val="multilevel"/>
     <w:tmpl w:val="E78C9956"/>
@@ -12120,7 +12373,7 @@
       </w:rPr>
     </w:lvl>
   </w:abstractNum>
-  <w:abstractNum w:abstractNumId="21" w15:restartNumberingAfterBreak="0">
+  <w:abstractNum w:abstractNumId="22" w15:restartNumberingAfterBreak="0">
     <w:nsid w:val="52B24DF9"/>
     <w:multiLevelType w:val="multilevel"/>
     <w:tmpl w:val="A6243240"/>
@@ -12239,7 +12492,7 @@
       </w:rPr>
     </w:lvl>
   </w:abstractNum>
-  <w:abstractNum w:abstractNumId="22" w15:restartNumberingAfterBreak="0">
+  <w:abstractNum w:abstractNumId="23" w15:restartNumberingAfterBreak="0">
     <w:nsid w:val="56287D21"/>
     <w:multiLevelType w:val="hybridMultilevel"/>
     <w:tmpl w:val="80E080E6"/>
@@ -12352,7 +12605,7 @@
       </w:rPr>
     </w:lvl>
   </w:abstractNum>
-  <w:abstractNum w:abstractNumId="23" w15:restartNumberingAfterBreak="0">
+  <w:abstractNum w:abstractNumId="24" w15:restartNumberingAfterBreak="0">
     <w:nsid w:val="58E16FD8"/>
     <w:multiLevelType w:val="multilevel"/>
     <w:tmpl w:val="10E44D6E"/>
@@ -12465,7 +12718,7 @@
       </w:rPr>
     </w:lvl>
   </w:abstractNum>
-  <w:abstractNum w:abstractNumId="24" w15:restartNumberingAfterBreak="0">
+  <w:abstractNum w:abstractNumId="25" w15:restartNumberingAfterBreak="0">
     <w:nsid w:val="5E023F00"/>
     <w:multiLevelType w:val="hybridMultilevel"/>
     <w:tmpl w:val="3DC65740"/>
@@ -12551,7 +12804,7 @@
       </w:pPr>
     </w:lvl>
   </w:abstractNum>
-  <w:abstractNum w:abstractNumId="25" w15:restartNumberingAfterBreak="0">
+  <w:abstractNum w:abstractNumId="26" w15:restartNumberingAfterBreak="0">
     <w:nsid w:val="696B09E4"/>
     <w:multiLevelType w:val="multilevel"/>
     <w:tmpl w:val="FB56AB90"/>
@@ -12672,7 +12925,7 @@
       </w:rPr>
     </w:lvl>
   </w:abstractNum>
-  <w:abstractNum w:abstractNumId="26" w15:restartNumberingAfterBreak="0">
+  <w:abstractNum w:abstractNumId="27" w15:restartNumberingAfterBreak="0">
     <w:nsid w:val="6A5A43E4"/>
     <w:multiLevelType w:val="hybridMultilevel"/>
     <w:tmpl w:val="73D078B4"/>
@@ -12785,7 +13038,7 @@
       </w:rPr>
     </w:lvl>
   </w:abstractNum>
-  <w:abstractNum w:abstractNumId="27" w15:restartNumberingAfterBreak="0">
+  <w:abstractNum w:abstractNumId="28" w15:restartNumberingAfterBreak="0">
     <w:nsid w:val="6B492F66"/>
     <w:multiLevelType w:val="multilevel"/>
     <w:tmpl w:val="76C048D2"/>
@@ -12898,7 +13151,7 @@
       </w:rPr>
     </w:lvl>
   </w:abstractNum>
-  <w:abstractNum w:abstractNumId="28" w15:restartNumberingAfterBreak="0">
+  <w:abstractNum w:abstractNumId="29" w15:restartNumberingAfterBreak="0">
     <w:nsid w:val="6CD16608"/>
     <w:multiLevelType w:val="multilevel"/>
     <w:tmpl w:val="259076CA"/>
@@ -13017,7 +13270,7 @@
       </w:rPr>
     </w:lvl>
   </w:abstractNum>
-  <w:abstractNum w:abstractNumId="29" w15:restartNumberingAfterBreak="0">
+  <w:abstractNum w:abstractNumId="30" w15:restartNumberingAfterBreak="0">
     <w:nsid w:val="6EC704DE"/>
     <w:multiLevelType w:val="multilevel"/>
     <w:tmpl w:val="8AEACBA8"/>
@@ -13136,7 +13389,7 @@
       </w:rPr>
     </w:lvl>
   </w:abstractNum>
-  <w:abstractNum w:abstractNumId="30" w15:restartNumberingAfterBreak="0">
+  <w:abstractNum w:abstractNumId="31" w15:restartNumberingAfterBreak="0">
     <w:nsid w:val="71E244A5"/>
     <w:multiLevelType w:val="multilevel"/>
     <w:tmpl w:val="D3366F1A"/>
@@ -13251,7 +13504,7 @@
       </w:rPr>
     </w:lvl>
   </w:abstractNum>
-  <w:abstractNum w:abstractNumId="31" w15:restartNumberingAfterBreak="0">
+  <w:abstractNum w:abstractNumId="32" w15:restartNumberingAfterBreak="0">
     <w:nsid w:val="721566A0"/>
     <w:multiLevelType w:val="multilevel"/>
     <w:tmpl w:val="9B12B084"/>
@@ -13364,7 +13617,7 @@
       </w:rPr>
     </w:lvl>
   </w:abstractNum>
-  <w:abstractNum w:abstractNumId="32" w15:restartNumberingAfterBreak="0">
+  <w:abstractNum w:abstractNumId="33" w15:restartNumberingAfterBreak="0">
     <w:nsid w:val="7F3850AE"/>
     <w:multiLevelType w:val="hybridMultilevel"/>
     <w:tmpl w:val="D68673D2"/>
@@ -13454,58 +13707,58 @@
     <w:abstractNumId w:val="4"/>
   </w:num>
   <w:num w:numId="2" w16cid:durableId="1397581893">
-    <w:abstractNumId w:val="32"/>
+    <w:abstractNumId w:val="33"/>
   </w:num>
   <w:num w:numId="3" w16cid:durableId="728501951">
+    <w:abstractNumId w:val="26"/>
+  </w:num>
+  <w:num w:numId="4" w16cid:durableId="481390123">
+    <w:abstractNumId w:val="11"/>
+  </w:num>
+  <w:num w:numId="5" w16cid:durableId="212278832">
+    <w:abstractNumId w:val="20"/>
+  </w:num>
+  <w:num w:numId="6" w16cid:durableId="1761484783">
+    <w:abstractNumId w:val="23"/>
+  </w:num>
+  <w:num w:numId="7" w16cid:durableId="714082495">
+    <w:abstractNumId w:val="16"/>
+  </w:num>
+  <w:num w:numId="8" w16cid:durableId="1151023072">
+    <w:abstractNumId w:val="17"/>
+  </w:num>
+  <w:num w:numId="9" w16cid:durableId="1608270145">
+    <w:abstractNumId w:val="15"/>
+  </w:num>
+  <w:num w:numId="10" w16cid:durableId="1258252255">
+    <w:abstractNumId w:val="12"/>
+  </w:num>
+  <w:num w:numId="11" w16cid:durableId="797843289">
+    <w:abstractNumId w:val="22"/>
+  </w:num>
+  <w:num w:numId="12" w16cid:durableId="1399598204">
     <w:abstractNumId w:val="25"/>
   </w:num>
-  <w:num w:numId="4" w16cid:durableId="481390123">
+  <w:num w:numId="13" w16cid:durableId="1287390997">
+    <w:abstractNumId w:val="29"/>
+  </w:num>
+  <w:num w:numId="14" w16cid:durableId="252782441">
     <w:abstractNumId w:val="10"/>
   </w:num>
-  <w:num w:numId="5" w16cid:durableId="212278832">
-    <w:abstractNumId w:val="19"/>
-  </w:num>
-  <w:num w:numId="6" w16cid:durableId="1761484783">
-    <w:abstractNumId w:val="22"/>
-  </w:num>
-  <w:num w:numId="7" w16cid:durableId="714082495">
-    <w:abstractNumId w:val="15"/>
-  </w:num>
-  <w:num w:numId="8" w16cid:durableId="1151023072">
-    <w:abstractNumId w:val="16"/>
-  </w:num>
-  <w:num w:numId="9" w16cid:durableId="1608270145">
-    <w:abstractNumId w:val="14"/>
-  </w:num>
-  <w:num w:numId="10" w16cid:durableId="1258252255">
-    <w:abstractNumId w:val="11"/>
-  </w:num>
-  <w:num w:numId="11" w16cid:durableId="797843289">
-    <w:abstractNumId w:val="21"/>
-  </w:num>
-  <w:num w:numId="12" w16cid:durableId="1399598204">
-    <w:abstractNumId w:val="24"/>
-  </w:num>
-  <w:num w:numId="13" w16cid:durableId="1287390997">
-    <w:abstractNumId w:val="28"/>
-  </w:num>
-  <w:num w:numId="14" w16cid:durableId="252782441">
-    <w:abstractNumId w:val="9"/>
-  </w:num>
   <w:num w:numId="15" w16cid:durableId="1178038278">
-    <w:abstractNumId w:val="29"/>
+    <w:abstractNumId w:val="30"/>
   </w:num>
   <w:num w:numId="16" w16cid:durableId="1355422810">
-    <w:abstractNumId w:val="17"/>
+    <w:abstractNumId w:val="18"/>
   </w:num>
   <w:num w:numId="17" w16cid:durableId="601914123">
-    <w:abstractNumId w:val="12"/>
+    <w:abstractNumId w:val="13"/>
   </w:num>
   <w:num w:numId="18" w16cid:durableId="649555844">
-    <w:abstractNumId w:val="30"/>
+    <w:abstractNumId w:val="31"/>
   </w:num>
   <w:num w:numId="19" w16cid:durableId="949094446">
-    <w:abstractNumId w:val="26"/>
+    <w:abstractNumId w:val="27"/>
   </w:num>
   <w:num w:numId="20" w16cid:durableId="1054230459">
     <w:abstractNumId w:val="3"/>
@@ -13514,19 +13767,19 @@
     <w:abstractNumId w:val="5"/>
   </w:num>
   <w:num w:numId="22" w16cid:durableId="2093162277">
-    <w:abstractNumId w:val="20"/>
+    <w:abstractNumId w:val="21"/>
   </w:num>
   <w:num w:numId="23" w16cid:durableId="509372057">
-    <w:abstractNumId w:val="23"/>
+    <w:abstractNumId w:val="24"/>
   </w:num>
   <w:num w:numId="24" w16cid:durableId="1500003678">
-    <w:abstractNumId w:val="31"/>
+    <w:abstractNumId w:val="32"/>
   </w:num>
   <w:num w:numId="25" w16cid:durableId="1409770399">
     <w:abstractNumId w:val="8"/>
   </w:num>
   <w:num w:numId="26" w16cid:durableId="257056643">
-    <w:abstractNumId w:val="27"/>
+    <w:abstractNumId w:val="28"/>
   </w:num>
   <w:num w:numId="27" w16cid:durableId="1174295563">
     <w:abstractNumId w:val="0"/>
@@ -13535,7 +13788,7 @@
     <w:abstractNumId w:val="7"/>
   </w:num>
   <w:num w:numId="29" w16cid:durableId="791437096">
-    <w:abstractNumId w:val="18"/>
+    <w:abstractNumId w:val="19"/>
   </w:num>
   <w:num w:numId="30" w16cid:durableId="476265633">
     <w:abstractNumId w:val="6"/>
@@ -13547,7 +13800,10 @@
     <w:abstractNumId w:val="2"/>
   </w:num>
   <w:num w:numId="33" w16cid:durableId="8260776">
-    <w:abstractNumId w:val="13"/>
+    <w:abstractNumId w:val="14"/>
+  </w:num>
+  <w:num w:numId="34" w16cid:durableId="1292978237">
+    <w:abstractNumId w:val="9"/>
   </w:num>
   <w:numIdMacAtCleanup w:val="27"/>
 </w:numbering>
@@ -14193,6 +14449,7 @@
   <w:style w:type="character" w:default="1" w:styleId="DefaultParagraphFont">
     <w:name w:val="Default Paragraph Font"/>
     <w:uiPriority w:val="1"/>
+    <w:semiHidden/>
     <w:unhideWhenUsed/>
   </w:style>
   <w:style w:type="table" w:default="1" w:styleId="TableNormal">
